--- a/Actividad_4_Aprendizaje_No_Supervisado_Informe_Final.docx
+++ b/Actividad_4_Aprendizaje_No_Supervisado_Informe_Final.docx
@@ -24,9 +24,12 @@
           <w:szCs w:val="24"/>
           <w:lang w:val="es-CO"/>
         </w:rPr>
-        <w:t xml:space="preserve">Actividad </w:t>
+        <w:t>Actividad 4 – Métodos de aprendizaje no supervisado</w:t>
       </w:r>
-      <w:r>
+    </w:p>
+    <w:p>
+      <w:pPr>
+        <w:spacing w:line="360" w:lineRule="auto"/>
         <w:rPr>
           <w:rFonts w:ascii="Times New Roman" w:hAnsi="Times New Roman" w:cs="Times New Roman"/>
           <w:b/>
@@ -35,9 +38,12 @@
           <w:szCs w:val="24"/>
           <w:lang w:val="es-CO"/>
         </w:rPr>
-        <w:t>4</w:t>
-      </w:r>
-      <w:r>
+      </w:pPr>
+    </w:p>
+    <w:p>
+      <w:pPr>
+        <w:spacing w:line="360" w:lineRule="auto"/>
+        <w:jc w:val="center"/>
         <w:rPr>
           <w:rFonts w:ascii="Times New Roman" w:hAnsi="Times New Roman" w:cs="Times New Roman"/>
           <w:b/>
@@ -45,44 +51,6 @@
           <w:sz w:val="24"/>
           <w:szCs w:val="24"/>
           <w:lang w:val="es-CO"/>
-        </w:rPr>
-        <w:t xml:space="preserve"> – </w:t>
-      </w:r>
-      <w:r>
-        <w:rPr>
-          <w:rFonts w:ascii="Times New Roman" w:hAnsi="Times New Roman" w:cs="Times New Roman"/>
-          <w:b/>
-          <w:bCs/>
-          <w:sz w:val="24"/>
-          <w:szCs w:val="24"/>
-          <w:lang w:val="es-CO"/>
-        </w:rPr>
-        <w:t>Métodos de aprendizaje no supervisado</w:t>
-      </w:r>
-    </w:p>
-    <w:p>
-      <w:pPr>
-        <w:spacing w:line="360" w:lineRule="auto"/>
-        <w:rPr>
-          <w:rFonts w:ascii="Times New Roman" w:hAnsi="Times New Roman" w:cs="Times New Roman"/>
-          <w:b/>
-          <w:bCs/>
-          <w:sz w:val="24"/>
-          <w:szCs w:val="24"/>
-          <w:lang w:val="es-CO"/>
-        </w:rPr>
-      </w:pPr>
-    </w:p>
-    <w:p>
-      <w:pPr>
-        <w:spacing w:line="360" w:lineRule="auto"/>
-        <w:jc w:val="center"/>
-        <w:rPr>
-          <w:rFonts w:ascii="Times New Roman" w:hAnsi="Times New Roman" w:cs="Times New Roman"/>
-          <w:b/>
-          <w:bCs/>
-          <w:sz w:val="24"/>
-          <w:szCs w:val="24"/>
         </w:rPr>
       </w:pPr>
       <w:r>
@@ -176,6 +144,7 @@
           <w:bCs/>
           <w:sz w:val="24"/>
           <w:szCs w:val="24"/>
+          <w:lang w:val="es-CO"/>
         </w:rPr>
       </w:pPr>
     </w:p>
@@ -610,27 +579,7 @@
           <w:szCs w:val="24"/>
           <w:lang w:val="es-CO"/>
         </w:rPr>
-        <w:t xml:space="preserve">Este enfoque resulta especialmente útil para comprender la red desde una perspectiva descriptiva avanzada. Mediante técnicas de </w:t>
-      </w:r>
-      <w:proofErr w:type="spellStart"/>
-      <w:r>
-        <w:rPr>
-          <w:rFonts w:ascii="Times New Roman" w:hAnsi="Times New Roman" w:cs="Times New Roman"/>
-          <w:sz w:val="24"/>
-          <w:szCs w:val="24"/>
-          <w:lang w:val="es-CO"/>
-        </w:rPr>
-        <w:t>clustering</w:t>
-      </w:r>
-      <w:proofErr w:type="spellEnd"/>
-      <w:r>
-        <w:rPr>
-          <w:rFonts w:ascii="Times New Roman" w:hAnsi="Times New Roman" w:cs="Times New Roman"/>
-          <w:sz w:val="24"/>
-          <w:szCs w:val="24"/>
-          <w:lang w:val="es-CO"/>
-        </w:rPr>
-        <w:t xml:space="preserve"> es posible reconocer trayectos cortos y simples, trayectos afectados por la hora pico, recorridos con transbordos frecuentes o viajes de mayor complejidad operativa. Tales agrupaciones enriquecen la lectura del sistema y aportan una visión complementaria a la obtenida mediante modelos predictivos.</w:t>
+        <w:t>Este enfoque resulta especialmente útil para comprender la red desde una perspectiva descriptiva avanzada. Mediante técnicas de clustering es posible reconocer trayectos cortos y simples, trayectos afectados por la hora pico, recorridos con transbordos frecuentes o viajes de mayor complejidad operativa. Tales agrupaciones enriquecen la lectura del sistema y aportan una visión complementaria a la obtenida mediante modelos predictivos.</w:t>
       </w:r>
     </w:p>
     <w:p>
@@ -652,67 +601,7 @@
           <w:szCs w:val="24"/>
           <w:lang w:val="es-CO"/>
         </w:rPr>
-        <w:t xml:space="preserve">Para lograrlo se reutilizó la misma lógica del </w:t>
-      </w:r>
-      <w:proofErr w:type="spellStart"/>
-      <w:r>
-        <w:rPr>
-          <w:rFonts w:ascii="Times New Roman" w:hAnsi="Times New Roman" w:cs="Times New Roman"/>
-          <w:sz w:val="24"/>
-          <w:szCs w:val="24"/>
-          <w:lang w:val="es-CO"/>
-        </w:rPr>
-        <w:t>dataset</w:t>
-      </w:r>
-      <w:proofErr w:type="spellEnd"/>
-      <w:r>
-        <w:rPr>
-          <w:rFonts w:ascii="Times New Roman" w:hAnsi="Times New Roman" w:cs="Times New Roman"/>
-          <w:sz w:val="24"/>
-          <w:szCs w:val="24"/>
-          <w:lang w:val="es-CO"/>
-        </w:rPr>
-        <w:t xml:space="preserve"> generado para el proyecto, conservando variables estructurales y contextuales relacionadas con distancia, número de segmentos, transbordos, tráfico, clima, tipo de día y bloque horario. Sobre esta base se aplicó el algoritmo K-Means, seleccionando el número de </w:t>
-      </w:r>
-      <w:proofErr w:type="spellStart"/>
-      <w:r>
-        <w:rPr>
-          <w:rFonts w:ascii="Times New Roman" w:hAnsi="Times New Roman" w:cs="Times New Roman"/>
-          <w:sz w:val="24"/>
-          <w:szCs w:val="24"/>
-          <w:lang w:val="es-CO"/>
-        </w:rPr>
-        <w:t>clusters</w:t>
-      </w:r>
-      <w:proofErr w:type="spellEnd"/>
-      <w:r>
-        <w:rPr>
-          <w:rFonts w:ascii="Times New Roman" w:hAnsi="Times New Roman" w:cs="Times New Roman"/>
-          <w:sz w:val="24"/>
-          <w:szCs w:val="24"/>
-          <w:lang w:val="es-CO"/>
-        </w:rPr>
-        <w:t xml:space="preserve"> a partir del método del codo, la métrica </w:t>
-      </w:r>
-      <w:proofErr w:type="spellStart"/>
-      <w:r>
-        <w:rPr>
-          <w:rFonts w:ascii="Times New Roman" w:hAnsi="Times New Roman" w:cs="Times New Roman"/>
-          <w:sz w:val="24"/>
-          <w:szCs w:val="24"/>
-          <w:lang w:val="es-CO"/>
-        </w:rPr>
-        <w:t>silhouette</w:t>
-      </w:r>
-      <w:proofErr w:type="spellEnd"/>
-      <w:r>
-        <w:rPr>
-          <w:rFonts w:ascii="Times New Roman" w:hAnsi="Times New Roman" w:cs="Times New Roman"/>
-          <w:sz w:val="24"/>
-          <w:szCs w:val="24"/>
-          <w:lang w:val="es-CO"/>
-        </w:rPr>
-        <w:t xml:space="preserve"> y la interpretabilidad académica de los resultados.</w:t>
+        <w:t>Para lograrlo se reutilizó la misma lógica del dataset generado para el proyecto, conservando variables estructurales y contextuales relacionadas con distancia, número de segmentos, transbordos, tráfico, clima, tipo de día y bloque horario. Sobre esta base se aplicó el algoritmo K-Means, seleccionando el número de clusters a partir del método del codo, la métrica silhouette y la interpretabilidad académica de los resultados.</w:t>
       </w:r>
     </w:p>
     <w:p>
@@ -992,27 +881,7 @@
           <w:szCs w:val="24"/>
           <w:lang w:val="es-CO"/>
         </w:rPr>
-        <w:t xml:space="preserve">Desarrollar un componente de aprendizaje no supervisado sobre el sistema de transporte masivo local tipo Ciudad Móvil, con el fin de identificar grupos de trayectos operativamente similares mediante un algoritmo de </w:t>
-      </w:r>
-      <w:proofErr w:type="spellStart"/>
-      <w:r>
-        <w:rPr>
-          <w:rFonts w:ascii="Times New Roman" w:hAnsi="Times New Roman" w:cs="Times New Roman"/>
-          <w:sz w:val="24"/>
-          <w:szCs w:val="24"/>
-          <w:lang w:val="es-CO"/>
-        </w:rPr>
-        <w:t>clustering</w:t>
-      </w:r>
-      <w:proofErr w:type="spellEnd"/>
-      <w:r>
-        <w:rPr>
-          <w:rFonts w:ascii="Times New Roman" w:hAnsi="Times New Roman" w:cs="Times New Roman"/>
-          <w:sz w:val="24"/>
-          <w:szCs w:val="24"/>
-          <w:lang w:val="es-CO"/>
-        </w:rPr>
-        <w:t>.</w:t>
+        <w:t>Desarrollar un componente de aprendizaje no supervisado sobre el sistema de transporte masivo local tipo Ciudad Móvil, con el fin de identificar grupos de trayectos operativamente similares mediante un algoritmo de clustering.</w:t>
       </w:r>
     </w:p>
     <w:p>
@@ -1027,7 +896,6 @@
           <w:szCs w:val="24"/>
         </w:rPr>
       </w:pPr>
-      <w:proofErr w:type="spellStart"/>
       <w:r>
         <w:rPr>
           <w:rFonts w:ascii="Times New Roman" w:hAnsi="Times New Roman" w:cs="Times New Roman"/>
@@ -1035,29 +903,8 @@
           <w:sz w:val="24"/>
           <w:szCs w:val="24"/>
         </w:rPr>
-        <w:t>Objetivos</w:t>
+        <w:t>Objetivos específicos</w:t>
       </w:r>
-      <w:proofErr w:type="spellEnd"/>
-      <w:r>
-        <w:rPr>
-          <w:rFonts w:ascii="Times New Roman" w:hAnsi="Times New Roman" w:cs="Times New Roman"/>
-          <w:color w:val="000000" w:themeColor="text1"/>
-          <w:sz w:val="24"/>
-          <w:szCs w:val="24"/>
-        </w:rPr>
-        <w:t xml:space="preserve"> </w:t>
-      </w:r>
-      <w:proofErr w:type="spellStart"/>
-      <w:r>
-        <w:rPr>
-          <w:rFonts w:ascii="Times New Roman" w:hAnsi="Times New Roman" w:cs="Times New Roman"/>
-          <w:color w:val="000000" w:themeColor="text1"/>
-          <w:sz w:val="24"/>
-          <w:szCs w:val="24"/>
-        </w:rPr>
-        <w:t>específicos</w:t>
-      </w:r>
-      <w:proofErr w:type="spellEnd"/>
     </w:p>
     <w:p>
       <w:pPr>
@@ -1078,27 +925,7 @@
           <w:szCs w:val="24"/>
           <w:lang w:val="es-CO"/>
         </w:rPr>
-        <w:t xml:space="preserve">Reutilizar el </w:t>
-      </w:r>
-      <w:proofErr w:type="spellStart"/>
-      <w:r>
-        <w:rPr>
-          <w:rFonts w:ascii="Times New Roman" w:hAnsi="Times New Roman" w:cs="Times New Roman"/>
-          <w:sz w:val="24"/>
-          <w:szCs w:val="24"/>
-          <w:lang w:val="es-CO"/>
-        </w:rPr>
-        <w:t>dataset</w:t>
-      </w:r>
-      <w:proofErr w:type="spellEnd"/>
-      <w:r>
-        <w:rPr>
-          <w:rFonts w:ascii="Times New Roman" w:hAnsi="Times New Roman" w:cs="Times New Roman"/>
-          <w:sz w:val="24"/>
-          <w:szCs w:val="24"/>
-          <w:lang w:val="es-CO"/>
-        </w:rPr>
-        <w:t xml:space="preserve"> del proyecto para conformar una versión orientada al análisis no supervisado.</w:t>
+        <w:t>Reutilizar el dataset del proyecto para conformar una versión orientada al análisis no supervisado.</w:t>
       </w:r>
     </w:p>
     <w:p>
@@ -1186,47 +1013,7 @@
           <w:szCs w:val="24"/>
           <w:lang w:val="es-CO"/>
         </w:rPr>
-        <w:t xml:space="preserve">Seleccionar el número de </w:t>
-      </w:r>
-      <w:proofErr w:type="spellStart"/>
-      <w:r>
-        <w:rPr>
-          <w:rFonts w:ascii="Times New Roman" w:hAnsi="Times New Roman" w:cs="Times New Roman"/>
-          <w:sz w:val="24"/>
-          <w:szCs w:val="24"/>
-          <w:lang w:val="es-CO"/>
-        </w:rPr>
-        <w:t>clusters</w:t>
-      </w:r>
-      <w:proofErr w:type="spellEnd"/>
-      <w:r>
-        <w:rPr>
-          <w:rFonts w:ascii="Times New Roman" w:hAnsi="Times New Roman" w:cs="Times New Roman"/>
-          <w:sz w:val="24"/>
-          <w:szCs w:val="24"/>
-          <w:lang w:val="es-CO"/>
-        </w:rPr>
-        <w:t xml:space="preserve"> con apoyo del método del codo, el </w:t>
-      </w:r>
-      <w:proofErr w:type="spellStart"/>
-      <w:r>
-        <w:rPr>
-          <w:rFonts w:ascii="Times New Roman" w:hAnsi="Times New Roman" w:cs="Times New Roman"/>
-          <w:sz w:val="24"/>
-          <w:szCs w:val="24"/>
-          <w:lang w:val="es-CO"/>
-        </w:rPr>
-        <w:t>silhouette</w:t>
-      </w:r>
-      <w:proofErr w:type="spellEnd"/>
-      <w:r>
-        <w:rPr>
-          <w:rFonts w:ascii="Times New Roman" w:hAnsi="Times New Roman" w:cs="Times New Roman"/>
-          <w:sz w:val="24"/>
-          <w:szCs w:val="24"/>
-          <w:lang w:val="es-CO"/>
-        </w:rPr>
-        <w:t xml:space="preserve"> score y la interpretabilidad de los grupos.</w:t>
+        <w:t>Seleccionar el número de clusters con apoyo del método del codo, el silhouette score y la interpretabilidad de los grupos.</w:t>
       </w:r>
     </w:p>
     <w:p>
@@ -1248,27 +1035,7 @@
           <w:szCs w:val="24"/>
           <w:lang w:val="es-CO"/>
         </w:rPr>
-        <w:t xml:space="preserve">Interpretar académicamente los </w:t>
-      </w:r>
-      <w:proofErr w:type="spellStart"/>
-      <w:r>
-        <w:rPr>
-          <w:rFonts w:ascii="Times New Roman" w:hAnsi="Times New Roman" w:cs="Times New Roman"/>
-          <w:sz w:val="24"/>
-          <w:szCs w:val="24"/>
-          <w:lang w:val="es-CO"/>
-        </w:rPr>
-        <w:t>clusters</w:t>
-      </w:r>
-      <w:proofErr w:type="spellEnd"/>
-      <w:r>
-        <w:rPr>
-          <w:rFonts w:ascii="Times New Roman" w:hAnsi="Times New Roman" w:cs="Times New Roman"/>
-          <w:sz w:val="24"/>
-          <w:szCs w:val="24"/>
-          <w:lang w:val="es-CO"/>
-        </w:rPr>
-        <w:t xml:space="preserve"> encontrados y relacionarlos con perfiles reales de operación del sistema.</w:t>
+        <w:t>Interpretar académicamente los clusters encontrados y relacionarlos con perfiles reales de operación del sistema.</w:t>
       </w:r>
     </w:p>
     <w:p>
@@ -1519,27 +1286,7 @@
           <w:szCs w:val="24"/>
           <w:lang w:val="es-CO"/>
         </w:rPr>
-        <w:t xml:space="preserve">Al igual que en la actividad anterior, la fuente es sintética y académicamente justificada. Su diseño parte de la red base de Ciudad Móvil, respetando estaciones, rutas, segmentos y condiciones plausibles de operación. Esto garantiza continuidad metodológica y evita que el </w:t>
-      </w:r>
-      <w:proofErr w:type="spellStart"/>
-      <w:r>
-        <w:rPr>
-          <w:rFonts w:ascii="Times New Roman" w:hAnsi="Times New Roman" w:cs="Times New Roman"/>
-          <w:sz w:val="24"/>
-          <w:szCs w:val="24"/>
-          <w:lang w:val="es-CO"/>
-        </w:rPr>
-        <w:t>clustering</w:t>
-      </w:r>
-      <w:proofErr w:type="spellEnd"/>
-      <w:r>
-        <w:rPr>
-          <w:rFonts w:ascii="Times New Roman" w:hAnsi="Times New Roman" w:cs="Times New Roman"/>
-          <w:sz w:val="24"/>
-          <w:szCs w:val="24"/>
-          <w:lang w:val="es-CO"/>
-        </w:rPr>
-        <w:t xml:space="preserve"> se aplique sobre una base desconectada del proyecto.</w:t>
+        <w:t>Al igual que en la actividad anterior, la fuente es sintética y académicamente justificada. Su diseño parte de la red base de Ciudad Móvil, respetando estaciones, rutas, segmentos y condiciones plausibles de operación. Esto garantiza continuidad metodológica y evita que el clustering se aplique sobre una base desconectada del proyecto.</w:t>
       </w:r>
     </w:p>
     <w:p>
@@ -1829,7 +1576,6 @@
                 <w:szCs w:val="24"/>
               </w:rPr>
             </w:pPr>
-            <w:proofErr w:type="spellStart"/>
             <w:r>
               <w:rPr>
                 <w:rFonts w:ascii="Times New Roman" w:hAnsi="Times New Roman" w:cs="Times New Roman"/>
@@ -1838,7 +1584,6 @@
               </w:rPr>
               <w:t>segment_count</w:t>
             </w:r>
-            <w:proofErr w:type="spellEnd"/>
           </w:p>
         </w:tc>
         <w:tc>
@@ -1929,7 +1674,6 @@
                 <w:szCs w:val="24"/>
               </w:rPr>
             </w:pPr>
-            <w:proofErr w:type="spellStart"/>
             <w:r>
               <w:rPr>
                 <w:rFonts w:ascii="Times New Roman" w:hAnsi="Times New Roman" w:cs="Times New Roman"/>
@@ -1938,7 +1682,6 @@
               </w:rPr>
               <w:t>transfer_count</w:t>
             </w:r>
-            <w:proofErr w:type="spellEnd"/>
           </w:p>
         </w:tc>
         <w:tc>
@@ -2029,7 +1772,6 @@
                 <w:szCs w:val="24"/>
               </w:rPr>
             </w:pPr>
-            <w:proofErr w:type="spellStart"/>
             <w:r>
               <w:rPr>
                 <w:rFonts w:ascii="Times New Roman" w:hAnsi="Times New Roman" w:cs="Times New Roman"/>
@@ -2038,7 +1780,6 @@
               </w:rPr>
               <w:t>is_peak_hour</w:t>
             </w:r>
-            <w:proofErr w:type="spellEnd"/>
           </w:p>
         </w:tc>
         <w:tc>
@@ -2129,7 +1870,6 @@
                 <w:szCs w:val="24"/>
               </w:rPr>
             </w:pPr>
-            <w:proofErr w:type="spellStart"/>
             <w:r>
               <w:rPr>
                 <w:rFonts w:ascii="Times New Roman" w:hAnsi="Times New Roman" w:cs="Times New Roman"/>
@@ -2138,7 +1878,6 @@
               </w:rPr>
               <w:t>traffic_level</w:t>
             </w:r>
-            <w:proofErr w:type="spellEnd"/>
           </w:p>
         </w:tc>
         <w:tc>
@@ -2249,7 +1988,6 @@
                 <w:szCs w:val="24"/>
               </w:rPr>
             </w:pPr>
-            <w:proofErr w:type="spellStart"/>
             <w:r>
               <w:rPr>
                 <w:rFonts w:ascii="Times New Roman" w:hAnsi="Times New Roman" w:cs="Times New Roman"/>
@@ -2259,7 +1997,6 @@
               <w:lastRenderedPageBreak/>
               <w:t>day_type</w:t>
             </w:r>
-            <w:proofErr w:type="spellEnd"/>
           </w:p>
         </w:tc>
         <w:tc>
@@ -2350,7 +2087,6 @@
                 <w:szCs w:val="24"/>
               </w:rPr>
             </w:pPr>
-            <w:proofErr w:type="spellStart"/>
             <w:r>
               <w:rPr>
                 <w:rFonts w:ascii="Times New Roman" w:hAnsi="Times New Roman" w:cs="Times New Roman"/>
@@ -2359,7 +2095,6 @@
               </w:rPr>
               <w:t>weather_condition</w:t>
             </w:r>
-            <w:proofErr w:type="spellEnd"/>
           </w:p>
         </w:tc>
         <w:tc>
@@ -2450,7 +2185,6 @@
                 <w:szCs w:val="24"/>
               </w:rPr>
             </w:pPr>
-            <w:proofErr w:type="spellStart"/>
             <w:r>
               <w:rPr>
                 <w:rFonts w:ascii="Times New Roman" w:hAnsi="Times New Roman" w:cs="Times New Roman"/>
@@ -2459,7 +2193,6 @@
               </w:rPr>
               <w:t>hour_block</w:t>
             </w:r>
-            <w:proofErr w:type="spellEnd"/>
           </w:p>
         </w:tc>
         <w:tc>
@@ -2721,47 +2454,7 @@
           <w:szCs w:val="24"/>
           <w:lang w:val="es-CO"/>
         </w:rPr>
-        <w:t xml:space="preserve">La metodología del componente no supervisado se desarrolló en cuatro etapas. Primero, se preparó el </w:t>
-      </w:r>
-      <w:proofErr w:type="spellStart"/>
-      <w:r>
-        <w:rPr>
-          <w:rFonts w:ascii="Times New Roman" w:hAnsi="Times New Roman" w:cs="Times New Roman"/>
-          <w:sz w:val="24"/>
-          <w:szCs w:val="24"/>
-          <w:lang w:val="es-CO"/>
-        </w:rPr>
-        <w:t>dataset</w:t>
-      </w:r>
-      <w:proofErr w:type="spellEnd"/>
-      <w:r>
-        <w:rPr>
-          <w:rFonts w:ascii="Times New Roman" w:hAnsi="Times New Roman" w:cs="Times New Roman"/>
-          <w:sz w:val="24"/>
-          <w:szCs w:val="24"/>
-          <w:lang w:val="es-CO"/>
-        </w:rPr>
-        <w:t xml:space="preserve"> derivado del sistema de transporte, conservando únicamente atributos operativos útiles para el </w:t>
-      </w:r>
-      <w:proofErr w:type="spellStart"/>
-      <w:r>
-        <w:rPr>
-          <w:rFonts w:ascii="Times New Roman" w:hAnsi="Times New Roman" w:cs="Times New Roman"/>
-          <w:sz w:val="24"/>
-          <w:szCs w:val="24"/>
-          <w:lang w:val="es-CO"/>
-        </w:rPr>
-        <w:t>clustering</w:t>
-      </w:r>
-      <w:proofErr w:type="spellEnd"/>
-      <w:r>
-        <w:rPr>
-          <w:rFonts w:ascii="Times New Roman" w:hAnsi="Times New Roman" w:cs="Times New Roman"/>
-          <w:sz w:val="24"/>
-          <w:szCs w:val="24"/>
-          <w:lang w:val="es-CO"/>
-        </w:rPr>
-        <w:t>. Esta selección permitió centrar el análisis en la estructura y contexto del trayecto, sin utilizar la variable objetivo del problema supervisado.</w:t>
+        <w:t>La metodología del componente no supervisado se desarrolló en cuatro etapas. Primero, se preparó el dataset derivado del sistema de transporte, conservando únicamente atributos operativos útiles para el clustering. Esta selección permitió centrar el análisis en la estructura y contexto del trayecto, sin utilizar la variable objetivo del problema supervisado.</w:t>
       </w:r>
     </w:p>
     <w:p>
@@ -2782,27 +2475,7 @@
           <w:szCs w:val="24"/>
           <w:lang w:val="es-CO"/>
         </w:rPr>
-        <w:t xml:space="preserve">Segundo, se aplicó un proceso de preparación de datos consistente en el escalamiento de variables numéricas y la transformación de variables categóricas mediante codificación </w:t>
-      </w:r>
-      <w:proofErr w:type="spellStart"/>
-      <w:r>
-        <w:rPr>
-          <w:rFonts w:ascii="Times New Roman" w:hAnsi="Times New Roman" w:cs="Times New Roman"/>
-          <w:sz w:val="24"/>
-          <w:szCs w:val="24"/>
-          <w:lang w:val="es-CO"/>
-        </w:rPr>
-        <w:t>dummy</w:t>
-      </w:r>
-      <w:proofErr w:type="spellEnd"/>
-      <w:r>
-        <w:rPr>
-          <w:rFonts w:ascii="Times New Roman" w:hAnsi="Times New Roman" w:cs="Times New Roman"/>
-          <w:sz w:val="24"/>
-          <w:szCs w:val="24"/>
-          <w:lang w:val="es-CO"/>
-        </w:rPr>
-        <w:t>. Dado que el algoritmo K-Means funciona sobre distancias entre observaciones, esta etapa fue necesaria para evitar sesgos derivados de escalas distintas entre atributos.</w:t>
+        <w:t>Segundo, se aplicó un proceso de preparación de datos consistente en el escalamiento de variables numéricas y la transformación de variables categóricas mediante codificación dummy. Dado que el algoritmo K-Means funciona sobre distancias entre observaciones, esta etapa fue necesaria para evitar sesgos derivados de escalas distintas entre atributos.</w:t>
       </w:r>
     </w:p>
     <w:p>
@@ -2823,47 +2496,7 @@
           <w:szCs w:val="24"/>
           <w:lang w:val="es-CO"/>
         </w:rPr>
-        <w:t xml:space="preserve">Tercero, se entrenaron varias configuraciones del algoritmo K-Means para valores de k entre 2 y 6. La elección del número final de </w:t>
-      </w:r>
-      <w:proofErr w:type="spellStart"/>
-      <w:r>
-        <w:rPr>
-          <w:rFonts w:ascii="Times New Roman" w:hAnsi="Times New Roman" w:cs="Times New Roman"/>
-          <w:sz w:val="24"/>
-          <w:szCs w:val="24"/>
-          <w:lang w:val="es-CO"/>
-        </w:rPr>
-        <w:t>clusters</w:t>
-      </w:r>
-      <w:proofErr w:type="spellEnd"/>
-      <w:r>
-        <w:rPr>
-          <w:rFonts w:ascii="Times New Roman" w:hAnsi="Times New Roman" w:cs="Times New Roman"/>
-          <w:sz w:val="24"/>
-          <w:szCs w:val="24"/>
-          <w:lang w:val="es-CO"/>
-        </w:rPr>
-        <w:t xml:space="preserve"> se apoyó en dos criterios cuantitativos: reducción de la inercia mediante el método del codo y comportamiento del </w:t>
-      </w:r>
-      <w:proofErr w:type="spellStart"/>
-      <w:r>
-        <w:rPr>
-          <w:rFonts w:ascii="Times New Roman" w:hAnsi="Times New Roman" w:cs="Times New Roman"/>
-          <w:sz w:val="24"/>
-          <w:szCs w:val="24"/>
-          <w:lang w:val="es-CO"/>
-        </w:rPr>
-        <w:t>silhouette</w:t>
-      </w:r>
-      <w:proofErr w:type="spellEnd"/>
-      <w:r>
-        <w:rPr>
-          <w:rFonts w:ascii="Times New Roman" w:hAnsi="Times New Roman" w:cs="Times New Roman"/>
-          <w:sz w:val="24"/>
-          <w:szCs w:val="24"/>
-          <w:lang w:val="es-CO"/>
-        </w:rPr>
-        <w:t xml:space="preserve"> score. Sin embargo, también se incorporó un criterio cualitativo de interpretabilidad, ya que el objetivo académico no es solo obtener grupos, sino comprender qué representan dentro de la operación.</w:t>
+        <w:t>Tercero, se entrenaron varias configuraciones del algoritmo K-Means para valores de k entre 2 y 6. La elección del número final de clusters se apoyó en dos criterios cuantitativos: reducción de la inercia mediante el método del codo y comportamiento del silhouette score. Sin embargo, también se incorporó un criterio cualitativo de interpretabilidad, ya que el objetivo académico no es solo obtener grupos, sino comprender qué representan dentro de la operación.</w:t>
       </w:r>
     </w:p>
     <w:p>
@@ -2884,27 +2517,7 @@
           <w:szCs w:val="24"/>
           <w:lang w:val="es-CO"/>
         </w:rPr>
-        <w:t xml:space="preserve">Cuarto, se analizaron los </w:t>
-      </w:r>
-      <w:proofErr w:type="spellStart"/>
-      <w:r>
-        <w:rPr>
-          <w:rFonts w:ascii="Times New Roman" w:hAnsi="Times New Roman" w:cs="Times New Roman"/>
-          <w:sz w:val="24"/>
-          <w:szCs w:val="24"/>
-          <w:lang w:val="es-CO"/>
-        </w:rPr>
-        <w:t>clusters</w:t>
-      </w:r>
-      <w:proofErr w:type="spellEnd"/>
-      <w:r>
-        <w:rPr>
-          <w:rFonts w:ascii="Times New Roman" w:hAnsi="Times New Roman" w:cs="Times New Roman"/>
-          <w:sz w:val="24"/>
-          <w:szCs w:val="24"/>
-          <w:lang w:val="es-CO"/>
-        </w:rPr>
-        <w:t xml:space="preserve"> obtenidos mediante resúmenes estadísticos y visualizaciones bidimensionales. Esta etapa permitió asignar a cada grupo un significado operativo, relacionándolo con perfiles de trayectos cortos, trayectos de hora pico, trayectos de complejidad media y trayectos largos con transbordos.</w:t>
+        <w:t>Cuarto, se analizaron los clusters obtenidos mediante resúmenes estadísticos y visualizaciones bidimensionales. Esta etapa permitió asignar a cada grupo un significado operativo, relacionándolo con perfiles de trayectos cortos, trayectos de hora pico, trayectos de complejidad media y trayectos largos con transbordos.</w:t>
       </w:r>
     </w:p>
     <w:p>
@@ -3010,27 +2623,7 @@
           <w:szCs w:val="24"/>
           <w:lang w:val="es-CO"/>
         </w:rPr>
-        <w:t xml:space="preserve">La primera prueba correspondió a la validación del </w:t>
-      </w:r>
-      <w:proofErr w:type="spellStart"/>
-      <w:r>
-        <w:rPr>
-          <w:rFonts w:ascii="Times New Roman" w:hAnsi="Times New Roman" w:cs="Times New Roman"/>
-          <w:sz w:val="24"/>
-          <w:szCs w:val="24"/>
-          <w:lang w:val="es-CO"/>
-        </w:rPr>
-        <w:t>dataset</w:t>
-      </w:r>
-      <w:proofErr w:type="spellEnd"/>
-      <w:r>
-        <w:rPr>
-          <w:rFonts w:ascii="Times New Roman" w:hAnsi="Times New Roman" w:cs="Times New Roman"/>
-          <w:sz w:val="24"/>
-          <w:szCs w:val="24"/>
-          <w:lang w:val="es-CO"/>
-        </w:rPr>
-        <w:t>. Se verificó que las variables escogidas conservaran coherencia con la red del sistema y aportaran información suficiente para diferenciar los trayectos entre sí.</w:t>
+        <w:t>La primera prueba correspondió a la validación del dataset. Se verificó que las variables escogidas conservaran coherencia con la red del sistema y aportaran información suficiente para diferenciar los trayectos entre sí.</w:t>
       </w:r>
     </w:p>
     <w:p>
@@ -3072,27 +2665,7 @@
           <w:szCs w:val="24"/>
           <w:lang w:val="es-CO"/>
         </w:rPr>
-        <w:t xml:space="preserve">La tercera prueba se centró en la lectura académica de los </w:t>
-      </w:r>
-      <w:proofErr w:type="spellStart"/>
-      <w:r>
-        <w:rPr>
-          <w:rFonts w:ascii="Times New Roman" w:hAnsi="Times New Roman" w:cs="Times New Roman"/>
-          <w:sz w:val="24"/>
-          <w:szCs w:val="24"/>
-          <w:lang w:val="es-CO"/>
-        </w:rPr>
-        <w:t>clusters</w:t>
-      </w:r>
-      <w:proofErr w:type="spellEnd"/>
-      <w:r>
-        <w:rPr>
-          <w:rFonts w:ascii="Times New Roman" w:hAnsi="Times New Roman" w:cs="Times New Roman"/>
-          <w:sz w:val="24"/>
-          <w:szCs w:val="24"/>
-          <w:lang w:val="es-CO"/>
-        </w:rPr>
-        <w:t>. Para ello se analizaron promedios de distancia, número de segmentos, transbordos, tráfico y proporción de hora pico, buscando que cada grupo pudiera describirse en lenguaje claro y vincularse con un perfil operativo reconocible dentro de la red.</w:t>
+        <w:t>La tercera prueba se centró en la lectura académica de los clusters. Para ello se analizaron promedios de distancia, número de segmentos, transbordos, tráfico y proporción de hora pico, buscando que cada grupo pudiera describirse en lenguaje claro y vincularse con un perfil operativo reconocible dentro de la red.</w:t>
       </w:r>
     </w:p>
     <w:p>
@@ -3107,7 +2680,6 @@
           <w:szCs w:val="24"/>
         </w:rPr>
       </w:pPr>
-      <w:proofErr w:type="spellStart"/>
       <w:r>
         <w:rPr>
           <w:rFonts w:ascii="Times New Roman" w:hAnsi="Times New Roman" w:cs="Times New Roman"/>
@@ -3115,37 +2687,7 @@
           <w:sz w:val="24"/>
           <w:szCs w:val="24"/>
         </w:rPr>
-        <w:t>Evaluación</w:t>
-      </w:r>
-      <w:proofErr w:type="spellEnd"/>
-      <w:r>
-        <w:rPr>
-          <w:rFonts w:ascii="Times New Roman" w:hAnsi="Times New Roman" w:cs="Times New Roman"/>
-          <w:color w:val="000000" w:themeColor="text1"/>
-          <w:sz w:val="24"/>
-          <w:szCs w:val="24"/>
-        </w:rPr>
-        <w:t xml:space="preserve"> de </w:t>
-      </w:r>
-      <w:proofErr w:type="spellStart"/>
-      <w:r>
-        <w:rPr>
-          <w:rFonts w:ascii="Times New Roman" w:hAnsi="Times New Roman" w:cs="Times New Roman"/>
-          <w:color w:val="000000" w:themeColor="text1"/>
-          <w:sz w:val="24"/>
-          <w:szCs w:val="24"/>
-        </w:rPr>
-        <w:t>valores</w:t>
-      </w:r>
-      <w:proofErr w:type="spellEnd"/>
-      <w:r>
-        <w:rPr>
-          <w:rFonts w:ascii="Times New Roman" w:hAnsi="Times New Roman" w:cs="Times New Roman"/>
-          <w:color w:val="000000" w:themeColor="text1"/>
-          <w:sz w:val="24"/>
-          <w:szCs w:val="24"/>
-        </w:rPr>
-        <w:t xml:space="preserve"> de k</w:t>
+        <w:t>Evaluación de valores de k</w:t>
       </w:r>
     </w:p>
     <w:tbl>
@@ -3788,7 +3330,6 @@
           <w:szCs w:val="24"/>
         </w:rPr>
       </w:pPr>
-      <w:proofErr w:type="spellStart"/>
       <w:r>
         <w:rPr>
           <w:rFonts w:ascii="Times New Roman" w:hAnsi="Times New Roman" w:cs="Times New Roman"/>
@@ -3797,29 +3338,8 @@
           <w:szCs w:val="24"/>
         </w:rPr>
         <w:lastRenderedPageBreak/>
-        <w:t>Resultados</w:t>
+        <w:t>Resultados obtenidos</w:t>
       </w:r>
-      <w:proofErr w:type="spellEnd"/>
-      <w:r>
-        <w:rPr>
-          <w:rFonts w:ascii="Times New Roman" w:hAnsi="Times New Roman" w:cs="Times New Roman"/>
-          <w:color w:val="000000" w:themeColor="text1"/>
-          <w:sz w:val="24"/>
-          <w:szCs w:val="24"/>
-        </w:rPr>
-        <w:t xml:space="preserve"> </w:t>
-      </w:r>
-      <w:proofErr w:type="spellStart"/>
-      <w:r>
-        <w:rPr>
-          <w:rFonts w:ascii="Times New Roman" w:hAnsi="Times New Roman" w:cs="Times New Roman"/>
-          <w:color w:val="000000" w:themeColor="text1"/>
-          <w:sz w:val="24"/>
-          <w:szCs w:val="24"/>
-        </w:rPr>
-        <w:t>obtenidos</w:t>
-      </w:r>
-      <w:proofErr w:type="spellEnd"/>
     </w:p>
     <w:p>
       <w:pPr>
@@ -3839,67 +3359,7 @@
           <w:szCs w:val="24"/>
           <w:lang w:val="es-CO"/>
         </w:rPr>
-        <w:t xml:space="preserve">El análisis conjunto de la inercia y del </w:t>
-      </w:r>
-      <w:proofErr w:type="spellStart"/>
-      <w:r>
-        <w:rPr>
-          <w:rFonts w:ascii="Times New Roman" w:hAnsi="Times New Roman" w:cs="Times New Roman"/>
-          <w:sz w:val="24"/>
-          <w:szCs w:val="24"/>
-          <w:lang w:val="es-CO"/>
-        </w:rPr>
-        <w:t>silhouette</w:t>
-      </w:r>
-      <w:proofErr w:type="spellEnd"/>
-      <w:r>
-        <w:rPr>
-          <w:rFonts w:ascii="Times New Roman" w:hAnsi="Times New Roman" w:cs="Times New Roman"/>
-          <w:sz w:val="24"/>
-          <w:szCs w:val="24"/>
-          <w:lang w:val="es-CO"/>
-        </w:rPr>
-        <w:t xml:space="preserve"> score permitió establecer que una configuración con cinco </w:t>
-      </w:r>
-      <w:proofErr w:type="spellStart"/>
-      <w:r>
-        <w:rPr>
-          <w:rFonts w:ascii="Times New Roman" w:hAnsi="Times New Roman" w:cs="Times New Roman"/>
-          <w:sz w:val="24"/>
-          <w:szCs w:val="24"/>
-          <w:lang w:val="es-CO"/>
-        </w:rPr>
-        <w:t>clusters</w:t>
-      </w:r>
-      <w:proofErr w:type="spellEnd"/>
-      <w:r>
-        <w:rPr>
-          <w:rFonts w:ascii="Times New Roman" w:hAnsi="Times New Roman" w:cs="Times New Roman"/>
-          <w:sz w:val="24"/>
-          <w:szCs w:val="24"/>
-          <w:lang w:val="es-CO"/>
-        </w:rPr>
-        <w:t xml:space="preserve"> ofrecía una segmentación académicamente útil. Aunque el valor máximo de </w:t>
-      </w:r>
-      <w:proofErr w:type="spellStart"/>
-      <w:r>
-        <w:rPr>
-          <w:rFonts w:ascii="Times New Roman" w:hAnsi="Times New Roman" w:cs="Times New Roman"/>
-          <w:sz w:val="24"/>
-          <w:szCs w:val="24"/>
-          <w:lang w:val="es-CO"/>
-        </w:rPr>
-        <w:t>silhouette</w:t>
-      </w:r>
-      <w:proofErr w:type="spellEnd"/>
-      <w:r>
-        <w:rPr>
-          <w:rFonts w:ascii="Times New Roman" w:hAnsi="Times New Roman" w:cs="Times New Roman"/>
-          <w:sz w:val="24"/>
-          <w:szCs w:val="24"/>
-          <w:lang w:val="es-CO"/>
-        </w:rPr>
-        <w:t xml:space="preserve"> se presentó en k = 6, la opción de k = 5 mostró un equilibrio más favorable entre calidad interna del agrupamiento y claridad interpretativa de los grupos.</w:t>
+        <w:t>El análisis conjunto de la inercia y del silhouette score permitió establecer que una configuración con cinco clusters ofrecía una segmentación académicamente útil. Aunque el valor máximo de silhouette se presentó en k = 6, la opción de k = 5 mostró un equilibrio más favorable entre calidad interna del agrupamiento y claridad interpretativa de los grupos.</w:t>
       </w:r>
     </w:p>
     <w:p>
@@ -4075,7 +3535,6 @@
           <w:szCs w:val="24"/>
         </w:rPr>
       </w:pPr>
-      <w:proofErr w:type="spellStart"/>
       <w:r>
         <w:rPr>
           <w:rFonts w:ascii="Times New Roman" w:hAnsi="Times New Roman" w:cs="Times New Roman"/>
@@ -4084,17 +3543,7 @@
           <w:szCs w:val="24"/>
         </w:rPr>
         <w:lastRenderedPageBreak/>
-        <w:t>Resumen</w:t>
-      </w:r>
-      <w:proofErr w:type="spellEnd"/>
-      <w:r>
-        <w:rPr>
-          <w:rFonts w:ascii="Times New Roman" w:hAnsi="Times New Roman" w:cs="Times New Roman"/>
-          <w:color w:val="000000" w:themeColor="text1"/>
-          <w:sz w:val="24"/>
-          <w:szCs w:val="24"/>
-        </w:rPr>
-        <w:t xml:space="preserve"> de clusters</w:t>
+        <w:t>Resumen de clusters</w:t>
       </w:r>
     </w:p>
     <w:tbl>
@@ -5358,31 +4807,7 @@
           <w:lang w:val="es-CO"/>
         </w:rPr>
         <w:lastRenderedPageBreak/>
-        <w:t xml:space="preserve">Figura 1. Método del codo y proyección bidimensional de los </w:t>
-      </w:r>
-      <w:proofErr w:type="spellStart"/>
-      <w:r>
-        <w:rPr>
-          <w:rFonts w:ascii="Times New Roman" w:hAnsi="Times New Roman" w:cs="Times New Roman"/>
-          <w:i/>
-          <w:color w:val="5A5A5A"/>
-          <w:sz w:val="24"/>
-          <w:szCs w:val="24"/>
-          <w:lang w:val="es-CO"/>
-        </w:rPr>
-        <w:t>clusters</w:t>
-      </w:r>
-      <w:proofErr w:type="spellEnd"/>
-      <w:r>
-        <w:rPr>
-          <w:rFonts w:ascii="Times New Roman" w:hAnsi="Times New Roman" w:cs="Times New Roman"/>
-          <w:i/>
-          <w:color w:val="5A5A5A"/>
-          <w:sz w:val="24"/>
-          <w:szCs w:val="24"/>
-          <w:lang w:val="es-CO"/>
-        </w:rPr>
-        <w:t xml:space="preserve"> obtenidos.</w:t>
+        <w:t>Figura 1. Método del codo y proyección bidimensional de los clusters obtenidos.</w:t>
       </w:r>
     </w:p>
     <w:p>
@@ -5459,31 +4884,7 @@
           <w:szCs w:val="24"/>
           <w:lang w:val="es-CO"/>
         </w:rPr>
-        <w:t xml:space="preserve">Figura 2. Comportamiento del </w:t>
-      </w:r>
-      <w:proofErr w:type="spellStart"/>
-      <w:r>
-        <w:rPr>
-          <w:rFonts w:ascii="Times New Roman" w:hAnsi="Times New Roman" w:cs="Times New Roman"/>
-          <w:i/>
-          <w:color w:val="5A5A5A"/>
-          <w:sz w:val="24"/>
-          <w:szCs w:val="24"/>
-          <w:lang w:val="es-CO"/>
-        </w:rPr>
-        <w:t>silhouette</w:t>
-      </w:r>
-      <w:proofErr w:type="spellEnd"/>
-      <w:r>
-        <w:rPr>
-          <w:rFonts w:ascii="Times New Roman" w:hAnsi="Times New Roman" w:cs="Times New Roman"/>
-          <w:i/>
-          <w:color w:val="5A5A5A"/>
-          <w:sz w:val="24"/>
-          <w:szCs w:val="24"/>
-          <w:lang w:val="es-CO"/>
-        </w:rPr>
-        <w:t xml:space="preserve"> score para diferentes valores de k.</w:t>
+        <w:t>Figura 2. Comportamiento del silhouette score para diferentes valores de k.</w:t>
       </w:r>
     </w:p>
     <w:p>
@@ -5507,20 +4908,8 @@
           <w:szCs w:val="24"/>
           <w:lang w:val="es-CO"/>
         </w:rPr>
-        <w:t xml:space="preserve">Interpretación de </w:t>
+        <w:t>Interpretación de clusters</w:t>
       </w:r>
-      <w:proofErr w:type="spellStart"/>
-      <w:r>
-        <w:rPr>
-          <w:rFonts w:ascii="Times New Roman" w:hAnsi="Times New Roman" w:cs="Times New Roman"/>
-          <w:color w:val="000000" w:themeColor="text1"/>
-          <w:sz w:val="24"/>
-          <w:szCs w:val="24"/>
-          <w:lang w:val="es-CO"/>
-        </w:rPr>
-        <w:t>clusters</w:t>
-      </w:r>
-      <w:proofErr w:type="spellEnd"/>
     </w:p>
     <w:p>
       <w:pPr>
@@ -5540,27 +4929,7 @@
           <w:szCs w:val="24"/>
           <w:lang w:val="es-CO"/>
         </w:rPr>
-        <w:t xml:space="preserve">El </w:t>
-      </w:r>
-      <w:proofErr w:type="spellStart"/>
-      <w:r>
-        <w:rPr>
-          <w:rFonts w:ascii="Times New Roman" w:hAnsi="Times New Roman" w:cs="Times New Roman"/>
-          <w:sz w:val="24"/>
-          <w:szCs w:val="24"/>
-          <w:lang w:val="es-CO"/>
-        </w:rPr>
-        <w:t>cluster</w:t>
-      </w:r>
-      <w:proofErr w:type="spellEnd"/>
-      <w:r>
-        <w:rPr>
-          <w:rFonts w:ascii="Times New Roman" w:hAnsi="Times New Roman" w:cs="Times New Roman"/>
-          <w:sz w:val="24"/>
-          <w:szCs w:val="24"/>
-          <w:lang w:val="es-CO"/>
-        </w:rPr>
-        <w:t xml:space="preserve"> 2 agrupa trayectos cortos, sin transbordos y ubicados en franjas de menor presión operativa. Este grupo puede interpretarse como el conjunto de recorridos más simples de la red, útiles como referencia de baja complejidad.</w:t>
+        <w:t>El cluster 2 agrupa trayectos cortos, sin transbordos y ubicados en franjas de menor presión operativa. Este grupo puede interpretarse como el conjunto de recorridos más simples de la red, útiles como referencia de baja complejidad.</w:t>
       </w:r>
     </w:p>
     <w:p>
@@ -5581,27 +4950,7 @@
           <w:szCs w:val="24"/>
           <w:lang w:val="es-CO"/>
         </w:rPr>
-        <w:t xml:space="preserve">El </w:t>
-      </w:r>
-      <w:proofErr w:type="spellStart"/>
-      <w:r>
-        <w:rPr>
-          <w:rFonts w:ascii="Times New Roman" w:hAnsi="Times New Roman" w:cs="Times New Roman"/>
-          <w:sz w:val="24"/>
-          <w:szCs w:val="24"/>
-          <w:lang w:val="es-CO"/>
-        </w:rPr>
-        <w:t>cluster</w:t>
-      </w:r>
-      <w:proofErr w:type="spellEnd"/>
-      <w:r>
-        <w:rPr>
-          <w:rFonts w:ascii="Times New Roman" w:hAnsi="Times New Roman" w:cs="Times New Roman"/>
-          <w:sz w:val="24"/>
-          <w:szCs w:val="24"/>
-          <w:lang w:val="es-CO"/>
-        </w:rPr>
-        <w:t xml:space="preserve"> 1 también concentra trayectos relativamente cortos, pero asociados a hora pico de la tarde y a un nivel de tráfico más alto. Esto sugiere que incluso recorridos breves pueden adquirir un comportamiento operacional distinto cuando la congestión aumenta.</w:t>
+        <w:t>El cluster 1 también concentra trayectos relativamente cortos, pero asociados a hora pico de la tarde y a un nivel de tráfico más alto. Esto sugiere que incluso recorridos breves pueden adquirir un comportamiento operacional distinto cuando la congestión aumenta.</w:t>
       </w:r>
     </w:p>
     <w:p>
@@ -5622,27 +4971,7 @@
           <w:szCs w:val="24"/>
           <w:lang w:val="es-CO"/>
         </w:rPr>
-        <w:t xml:space="preserve">Los </w:t>
-      </w:r>
-      <w:proofErr w:type="spellStart"/>
-      <w:r>
-        <w:rPr>
-          <w:rFonts w:ascii="Times New Roman" w:hAnsi="Times New Roman" w:cs="Times New Roman"/>
-          <w:sz w:val="24"/>
-          <w:szCs w:val="24"/>
-          <w:lang w:val="es-CO"/>
-        </w:rPr>
-        <w:t>clusters</w:t>
-      </w:r>
-      <w:proofErr w:type="spellEnd"/>
-      <w:r>
-        <w:rPr>
-          <w:rFonts w:ascii="Times New Roman" w:hAnsi="Times New Roman" w:cs="Times New Roman"/>
-          <w:sz w:val="24"/>
-          <w:szCs w:val="24"/>
-          <w:lang w:val="es-CO"/>
-        </w:rPr>
-        <w:t xml:space="preserve"> 4 y 0 representan trayectos medios o medios-largos con presencia importante de transbordos. La diferencia principal entre ambos se relaciona con la franja horaria y la intensidad de la congestión, lo que permite distinguir entre complejidad estructural y presión operativa.</w:t>
+        <w:t>Los clusters 4 y 0 representan trayectos medios o medios-largos con presencia importante de transbordos. La diferencia principal entre ambos se relaciona con la franja horaria y la intensidad de la congestión, lo que permite distinguir entre complejidad estructural y presión operativa.</w:t>
       </w:r>
     </w:p>
     <w:p>
@@ -5664,27 +4993,7 @@
           <w:lang w:val="es-CO"/>
         </w:rPr>
         <w:lastRenderedPageBreak/>
-        <w:t xml:space="preserve">Finalmente, el </w:t>
-      </w:r>
-      <w:proofErr w:type="spellStart"/>
-      <w:r>
-        <w:rPr>
-          <w:rFonts w:ascii="Times New Roman" w:hAnsi="Times New Roman" w:cs="Times New Roman"/>
-          <w:sz w:val="24"/>
-          <w:szCs w:val="24"/>
-          <w:lang w:val="es-CO"/>
-        </w:rPr>
-        <w:t>cluster</w:t>
-      </w:r>
-      <w:proofErr w:type="spellEnd"/>
-      <w:r>
-        <w:rPr>
-          <w:rFonts w:ascii="Times New Roman" w:hAnsi="Times New Roman" w:cs="Times New Roman"/>
-          <w:sz w:val="24"/>
-          <w:szCs w:val="24"/>
-          <w:lang w:val="es-CO"/>
-        </w:rPr>
-        <w:t xml:space="preserve"> 3 reúne los trayectos más extensos de la red, con mayor número de segmentos y transbordos. En términos académicos, este grupo puede considerarse el perfil de mayor complejidad operativa dentro del sistema Ciudad Móvil.</w:t>
+        <w:t>Finalmente, el cluster 3 reúne los trayectos más extensos de la red, con mayor número de segmentos y transbordos. En términos académicos, este grupo puede considerarse el perfil de mayor complejidad operativa dentro del sistema Ciudad Móvil.</w:t>
       </w:r>
     </w:p>
     <w:p>
@@ -6132,7 +5441,6 @@
           <w:szCs w:val="24"/>
         </w:rPr>
       </w:pPr>
-      <w:proofErr w:type="spellStart"/>
       <w:r>
         <w:rPr>
           <w:rFonts w:ascii="Times New Roman" w:hAnsi="Times New Roman" w:cs="Times New Roman"/>
@@ -6143,7 +5451,6 @@
         <w:lastRenderedPageBreak/>
         <w:t>Referencias</w:t>
       </w:r>
-      <w:proofErr w:type="spellEnd"/>
     </w:p>
     <w:p>
       <w:pPr>
@@ -6212,47 +5519,7 @@
           <w:szCs w:val="24"/>
           <w:lang w:val="es-CO"/>
         </w:rPr>
-        <w:t xml:space="preserve">Pedregosa, F., </w:t>
-      </w:r>
-      <w:proofErr w:type="spellStart"/>
-      <w:r>
-        <w:rPr>
-          <w:rFonts w:ascii="Times New Roman" w:hAnsi="Times New Roman" w:cs="Times New Roman"/>
-          <w:sz w:val="24"/>
-          <w:szCs w:val="24"/>
-          <w:lang w:val="es-CO"/>
-        </w:rPr>
-        <w:t>Varoquaux</w:t>
-      </w:r>
-      <w:proofErr w:type="spellEnd"/>
-      <w:r>
-        <w:rPr>
-          <w:rFonts w:ascii="Times New Roman" w:hAnsi="Times New Roman" w:cs="Times New Roman"/>
-          <w:sz w:val="24"/>
-          <w:szCs w:val="24"/>
-          <w:lang w:val="es-CO"/>
-        </w:rPr>
-        <w:t xml:space="preserve">, G., </w:t>
-      </w:r>
-      <w:proofErr w:type="spellStart"/>
-      <w:r>
-        <w:rPr>
-          <w:rFonts w:ascii="Times New Roman" w:hAnsi="Times New Roman" w:cs="Times New Roman"/>
-          <w:sz w:val="24"/>
-          <w:szCs w:val="24"/>
-          <w:lang w:val="es-CO"/>
-        </w:rPr>
-        <w:t>Gramfort</w:t>
-      </w:r>
-      <w:proofErr w:type="spellEnd"/>
-      <w:r>
-        <w:rPr>
-          <w:rFonts w:ascii="Times New Roman" w:hAnsi="Times New Roman" w:cs="Times New Roman"/>
-          <w:sz w:val="24"/>
-          <w:szCs w:val="24"/>
-          <w:lang w:val="es-CO"/>
-        </w:rPr>
-        <w:t xml:space="preserve">, A., et al. </w:t>
+        <w:t xml:space="preserve">Pedregosa, F., Varoquaux, G., Gramfort, A., et al. </w:t>
       </w:r>
       <w:r>
         <w:rPr>
@@ -6282,27 +5549,7 @@
           <w:szCs w:val="24"/>
           <w:lang w:val="es-CO"/>
         </w:rPr>
-        <w:t xml:space="preserve">Proyecto académico Ciudad Móvil. </w:t>
-      </w:r>
-      <w:proofErr w:type="spellStart"/>
-      <w:r>
-        <w:rPr>
-          <w:rFonts w:ascii="Times New Roman" w:hAnsi="Times New Roman" w:cs="Times New Roman"/>
-          <w:sz w:val="24"/>
-          <w:szCs w:val="24"/>
-          <w:lang w:val="es-CO"/>
-        </w:rPr>
-        <w:t>Dataset</w:t>
-      </w:r>
-      <w:proofErr w:type="spellEnd"/>
-      <w:r>
-        <w:rPr>
-          <w:rFonts w:ascii="Times New Roman" w:hAnsi="Times New Roman" w:cs="Times New Roman"/>
-          <w:sz w:val="24"/>
-          <w:szCs w:val="24"/>
-          <w:lang w:val="es-CO"/>
-        </w:rPr>
-        <w:t xml:space="preserve"> y scripts desarrollados en Python para la presente actividad.</w:t>
+        <w:t>Proyecto académico Ciudad Móvil. Dataset y scripts desarrollados en Python para la presente actividad.</w:t>
       </w:r>
     </w:p>
     <w:p>
@@ -6659,7 +5906,6 @@
           <w:szCs w:val="24"/>
         </w:rPr>
       </w:pPr>
-      <w:proofErr w:type="spellStart"/>
       <w:r>
         <w:rPr>
           <w:rFonts w:ascii="Times New Roman" w:hAnsi="Times New Roman" w:cs="Times New Roman"/>
@@ -6670,7 +5916,6 @@
         <w:lastRenderedPageBreak/>
         <w:t>Anexos</w:t>
       </w:r>
-      <w:proofErr w:type="spellEnd"/>
     </w:p>
     <w:p>
       <w:pPr>
@@ -6691,19 +5936,26 @@
           <w:szCs w:val="24"/>
           <w:lang w:val="es-CO"/>
         </w:rPr>
-        <w:t xml:space="preserve">Repositorio del proyecto: [agregar enlace del repositorio Git o </w:t>
+        <w:t>Repositorio del proyecto:</w:t>
       </w:r>
-      <w:proofErr w:type="spellStart"/>
       <w:r>
         <w:rPr>
-          <w:rFonts w:ascii="Times New Roman" w:hAnsi="Times New Roman" w:cs="Times New Roman"/>
-          <w:sz w:val="24"/>
-          <w:szCs w:val="24"/>
-          <w:lang w:val="es-CO"/>
-        </w:rPr>
-        <w:t>GitLab</w:t>
+          <w:lang w:val="es-CO"/>
+        </w:rPr>
+        <w:t xml:space="preserve"> </w:t>
       </w:r>
-      <w:proofErr w:type="spellEnd"/>
+      <w:hyperlink r:id="rId11" w:history="1">
+        <w:r>
+          <w:rPr>
+            <w:rStyle w:val="Hipervnculo"/>
+            <w:rFonts w:ascii="Times New Roman" w:hAnsi="Times New Roman" w:cs="Times New Roman"/>
+            <w:sz w:val="24"/>
+            <w:szCs w:val="24"/>
+            <w:lang w:val="es-CO"/>
+          </w:rPr>
+          <w:t>xicodami/Act4NoSupervisado: Materia IA Iberoamericana</w:t>
+        </w:r>
+      </w:hyperlink>
       <w:r>
         <w:rPr>
           <w:rFonts w:ascii="Times New Roman" w:hAnsi="Times New Roman" w:cs="Times New Roman"/>
@@ -6711,7 +5963,7 @@
           <w:szCs w:val="24"/>
           <w:lang w:val="es-CO"/>
         </w:rPr>
-        <w:t>].</w:t>
+        <w:t>.</w:t>
       </w:r>
     </w:p>
     <w:p>
@@ -6733,7 +5985,30 @@
           <w:szCs w:val="24"/>
           <w:lang w:val="es-CO"/>
         </w:rPr>
-        <w:t>Video explicativo de la actividad: [agregar enlace del video].</w:t>
+        <w:t>Video explicativo de la actividad:</w:t>
+      </w:r>
+      <w:r>
+        <w:t xml:space="preserve"> </w:t>
+      </w:r>
+      <w:hyperlink r:id="rId12" w:history="1">
+        <w:r>
+          <w:rPr>
+            <w:rStyle w:val="Hipervnculo"/>
+            <w:rFonts w:ascii="Times New Roman" w:hAnsi="Times New Roman" w:cs="Times New Roman"/>
+            <w:sz w:val="24"/>
+            <w:szCs w:val="24"/>
+          </w:rPr>
+          <w:t>Actividad 4 IA No Supervisada</w:t>
+        </w:r>
+      </w:hyperlink>
+      <w:r>
+        <w:rPr>
+          <w:rFonts w:ascii="Times New Roman" w:hAnsi="Times New Roman" w:cs="Times New Roman"/>
+          <w:sz w:val="24"/>
+          <w:szCs w:val="24"/>
+          <w:lang w:val="es-CO"/>
+        </w:rPr>
+        <w:t>.</w:t>
       </w:r>
     </w:p>
     <w:p>
@@ -6747,64 +6022,18 @@
           <w:szCs w:val="24"/>
         </w:rPr>
       </w:pPr>
-      <w:proofErr w:type="spellStart"/>
       <w:r>
         <w:rPr>
           <w:rFonts w:ascii="Times New Roman" w:hAnsi="Times New Roman" w:cs="Times New Roman"/>
           <w:sz w:val="24"/>
           <w:szCs w:val="24"/>
         </w:rPr>
-        <w:t>Comandos</w:t>
+        <w:t>Comandos principales ejecutados: python generate_datasets.py; python unsupervised/train_kmeans_model.py; python unsupervised/analyze_clusters.py.</w:t>
       </w:r>
-      <w:proofErr w:type="spellEnd"/>
-      <w:r>
-        <w:rPr>
-          <w:rFonts w:ascii="Times New Roman" w:hAnsi="Times New Roman" w:cs="Times New Roman"/>
-          <w:sz w:val="24"/>
-          <w:szCs w:val="24"/>
-        </w:rPr>
-        <w:t xml:space="preserve"> </w:t>
-      </w:r>
-      <w:proofErr w:type="spellStart"/>
-      <w:r>
-        <w:rPr>
-          <w:rFonts w:ascii="Times New Roman" w:hAnsi="Times New Roman" w:cs="Times New Roman"/>
-          <w:sz w:val="24"/>
-          <w:szCs w:val="24"/>
-        </w:rPr>
-        <w:t>principales</w:t>
-      </w:r>
-      <w:proofErr w:type="spellEnd"/>
-      <w:r>
-        <w:rPr>
-          <w:rFonts w:ascii="Times New Roman" w:hAnsi="Times New Roman" w:cs="Times New Roman"/>
-          <w:sz w:val="24"/>
-          <w:szCs w:val="24"/>
-        </w:rPr>
-        <w:t xml:space="preserve"> </w:t>
-      </w:r>
-      <w:proofErr w:type="spellStart"/>
-      <w:r>
-        <w:rPr>
-          <w:rFonts w:ascii="Times New Roman" w:hAnsi="Times New Roman" w:cs="Times New Roman"/>
-          <w:sz w:val="24"/>
-          <w:szCs w:val="24"/>
-        </w:rPr>
-        <w:t>ejecutados</w:t>
-      </w:r>
-      <w:proofErr w:type="spellEnd"/>
-      <w:r>
-        <w:rPr>
-          <w:rFonts w:ascii="Times New Roman" w:hAnsi="Times New Roman" w:cs="Times New Roman"/>
-          <w:sz w:val="24"/>
-          <w:szCs w:val="24"/>
-        </w:rPr>
-        <w:t>: python generate_datasets.py; python unsupervised/train_kmeans_model.py; python unsupervised/analyze_clusters.py.</w:t>
-      </w:r>
     </w:p>
     <w:sectPr>
-      <w:headerReference w:type="default" r:id="rId11"/>
-      <w:footerReference w:type="default" r:id="rId12"/>
+      <w:headerReference w:type="default" r:id="rId13"/>
+      <w:footerReference w:type="default" r:id="rId14"/>
       <w:pgSz w:w="12240" w:h="15840"/>
       <w:pgMar w:top="1587" w:right="1701" w:bottom="1587" w:left="1701" w:header="720" w:footer="720" w:gutter="0"/>
       <w:cols w:space="720"/>
@@ -7732,7 +6961,6 @@
   <w:style w:type="character" w:default="1" w:styleId="Fuentedeprrafopredeter">
     <w:name w:val="Default Paragraph Font"/>
     <w:uiPriority w:val="1"/>
-    <w:semiHidden/>
     <w:unhideWhenUsed/>
   </w:style>
   <w:style w:type="table" w:default="1" w:styleId="Tablanormal">
@@ -18509,6 +17737,29 @@
       </w:tcPr>
     </w:tblStylePr>
   </w:style>
+  <w:style w:type="character" w:styleId="Hipervnculo">
+    <w:name w:val="Hyperlink"/>
+    <w:basedOn w:val="Fuentedeprrafopredeter"/>
+    <w:uiPriority w:val="99"/>
+    <w:unhideWhenUsed/>
+    <w:rsid w:val="005C68C3"/>
+    <w:rPr>
+      <w:color w:val="0000FF" w:themeColor="hyperlink"/>
+      <w:u w:val="single"/>
+    </w:rPr>
+  </w:style>
+  <w:style w:type="character" w:styleId="Mencinsinresolver">
+    <w:name w:val="Unresolved Mention"/>
+    <w:basedOn w:val="Fuentedeprrafopredeter"/>
+    <w:uiPriority w:val="99"/>
+    <w:semiHidden/>
+    <w:unhideWhenUsed/>
+    <w:rsid w:val="005C68C3"/>
+    <w:rPr>
+      <w:color w:val="605E5C"/>
+      <w:shd w:val="clear" w:color="auto" w:fill="E1DFDD"/>
+    </w:rPr>
+  </w:style>
 </w:styles>
 </file>
 
